--- a/Files/04 - Bamidbar/08 - Chukas-Balak/5783/Chukas-Balak 5783.docx
+++ b/Files/04 - Bamidbar/08 - Chukas-Balak/5783/Chukas-Balak 5783.docx
@@ -915,7 +915,7 @@
         <w:rPr>
           <w:rFonts w:ascii="Times New Roman" w:hAnsi="Times New Roman" w:cs="Times New Roman"/>
         </w:rPr>
-        <w:t>. What does the</w:t>
+        <w:t xml:space="preserve">. What does the </w:t>
       </w:r>
       <w:r>
         <w:rPr>
@@ -1025,7 +1025,7 @@
         <w:rPr>
           <w:rFonts w:ascii="Times New Roman" w:hAnsi="Times New Roman" w:cs="Times New Roman"/>
         </w:rPr>
-        <w:t xml:space="preserve"> the</w:t>
+        <w:t xml:space="preserve"> the </w:t>
       </w:r>
       <w:r>
         <w:rPr>
@@ -1342,7 +1342,7 @@
         <w:rPr>
           <w:rFonts w:ascii="Times New Roman" w:hAnsi="Times New Roman" w:cs="Times New Roman"/>
         </w:rPr>
-        <w:t xml:space="preserve"> specifically pick</w:t>
+        <w:t xml:space="preserve"> specifically pick </w:t>
       </w:r>
       <w:r>
         <w:rPr>
@@ -1620,7 +1620,7 @@
         <w:rPr>
           <w:rFonts w:ascii="Times New Roman" w:hAnsi="Times New Roman" w:cs="Times New Roman"/>
         </w:rPr>
-        <w:t xml:space="preserve"> and</w:t>
+        <w:t xml:space="preserve"> and </w:t>
       </w:r>
       <w:r>
         <w:rPr>
@@ -2321,7 +2321,7 @@
         <w:rPr>
           <w:rFonts w:ascii="Times New Roman" w:hAnsi="Times New Roman" w:cs="Times New Roman"/>
         </w:rPr>
-        <w:t>Hashem should shut their mouths. We are</w:t>
+        <w:t xml:space="preserve">Hashem should shut their mouths. We are </w:t>
       </w:r>
       <w:r>
         <w:rPr>
@@ -2450,7 +2450,7 @@
         <w:rPr>
           <w:rFonts w:ascii="Times New Roman" w:hAnsi="Times New Roman" w:cs="Times New Roman"/>
         </w:rPr>
-        <w:t>s intellectually impossible to figure out the reason for the</w:t>
+        <w:t xml:space="preserve">s intellectually impossible to figure out the reason for the </w:t>
       </w:r>
       <w:r>
         <w:rPr>
@@ -3703,7 +3703,7 @@
           <w:rFonts w:ascii="Times New Roman" w:hAnsi="Times New Roman" w:cs="Times New Roman" w:hint="cs"/>
           <w:rtl/>
         </w:rPr>
-        <w:t>בלעם</w:t>
+        <w:t xml:space="preserve">בלעם </w:t>
       </w:r>
       <w:r>
         <w:rPr>
@@ -4001,7 +4001,7 @@
         <w:rPr>
           <w:rFonts w:ascii="Times New Roman" w:hAnsi="Times New Roman" w:cs="Times New Roman"/>
         </w:rPr>
-        <w:t>? So he brings down a fascinating little insight. All letters have a partner. All letters have a</w:t>
+        <w:t xml:space="preserve">? So he brings down a fascinating little insight. All letters have a partner. All letters have a </w:t>
       </w:r>
       <w:r>
         <w:rPr>
@@ -4486,7 +4486,7 @@
         <w:rPr>
           <w:rFonts w:ascii="Times New Roman" w:hAnsi="Times New Roman" w:cs="Times New Roman"/>
         </w:rPr>
-        <w:t xml:space="preserve"> found about</w:t>
+        <w:t xml:space="preserve"> found about </w:t>
       </w:r>
       <w:r>
         <w:rPr>

--- a/Files/04 - Bamidbar/08 - Chukas-Balak/5783/Chukas-Balak 5783.docx
+++ b/Files/04 - Bamidbar/08 - Chukas-Balak/5783/Chukas-Balak 5783.docx
@@ -402,7 +402,7 @@
           <w:rFonts w:ascii="Times New Roman" w:hAnsi="Times New Roman" w:cs="Times New Roman"/>
           <w:rtl/>
         </w:rPr>
-        <w:t>"</w:t>
+        <w:t>״</w:t>
       </w:r>
       <w:r>
         <w:rPr>

--- a/Files/04 - Bamidbar/08 - Chukas-Balak/5783/Chukas-Balak 5783.docx
+++ b/Files/04 - Bamidbar/08 - Chukas-Balak/5783/Chukas-Balak 5783.docx
@@ -402,7 +402,7 @@
           <w:rFonts w:ascii="Times New Roman" w:hAnsi="Times New Roman" w:cs="Times New Roman"/>
           <w:rtl/>
         </w:rPr>
-        <w:t>״</w:t>
+        <w:t>"</w:t>
       </w:r>
       <w:r>
         <w:rPr>
@@ -915,7 +915,7 @@
         <w:rPr>
           <w:rFonts w:ascii="Times New Roman" w:hAnsi="Times New Roman" w:cs="Times New Roman"/>
         </w:rPr>
-        <w:t xml:space="preserve">. What does the </w:t>
+        <w:t>. What does the</w:t>
       </w:r>
       <w:r>
         <w:rPr>
@@ -1025,7 +1025,7 @@
         <w:rPr>
           <w:rFonts w:ascii="Times New Roman" w:hAnsi="Times New Roman" w:cs="Times New Roman"/>
         </w:rPr>
-        <w:t xml:space="preserve"> the </w:t>
+        <w:t xml:space="preserve"> the</w:t>
       </w:r>
       <w:r>
         <w:rPr>
@@ -1342,7 +1342,7 @@
         <w:rPr>
           <w:rFonts w:ascii="Times New Roman" w:hAnsi="Times New Roman" w:cs="Times New Roman"/>
         </w:rPr>
-        <w:t xml:space="preserve"> specifically pick </w:t>
+        <w:t xml:space="preserve"> specifically pick</w:t>
       </w:r>
       <w:r>
         <w:rPr>
@@ -1370,6 +1370,12 @@
           <w:rFonts w:ascii="Times New Roman" w:hAnsi="Times New Roman" w:cs="Times New Roman"/>
         </w:rPr>
         <w:t xml:space="preserve">, when there </w:t>
+      </w:r>
+      <w:r>
+        <w:rPr>
+          <w:rFonts w:ascii="Times New Roman" w:hAnsi="Times New Roman" w:cs="Times New Roman"/>
+        </w:rPr>
+        <w:t xml:space="preserve">are </w:t>
       </w:r>
       <w:r>
         <w:rPr>
@@ -1620,7 +1626,7 @@
         <w:rPr>
           <w:rFonts w:ascii="Times New Roman" w:hAnsi="Times New Roman" w:cs="Times New Roman"/>
         </w:rPr>
-        <w:t xml:space="preserve"> and </w:t>
+        <w:t xml:space="preserve"> and</w:t>
       </w:r>
       <w:r>
         <w:rPr>
@@ -2321,7 +2327,7 @@
         <w:rPr>
           <w:rFonts w:ascii="Times New Roman" w:hAnsi="Times New Roman" w:cs="Times New Roman"/>
         </w:rPr>
-        <w:t xml:space="preserve">Hashem should shut their mouths. We are </w:t>
+        <w:t>Hashem should shut their mouths. We are</w:t>
       </w:r>
       <w:r>
         <w:rPr>
@@ -2450,7 +2456,7 @@
         <w:rPr>
           <w:rFonts w:ascii="Times New Roman" w:hAnsi="Times New Roman" w:cs="Times New Roman"/>
         </w:rPr>
-        <w:t xml:space="preserve">s intellectually impossible to figure out the reason for the </w:t>
+        <w:t>s intellectually impossible to figure out the reason for the</w:t>
       </w:r>
       <w:r>
         <w:rPr>
@@ -3703,7 +3709,7 @@
           <w:rFonts w:ascii="Times New Roman" w:hAnsi="Times New Roman" w:cs="Times New Roman" w:hint="cs"/>
           <w:rtl/>
         </w:rPr>
-        <w:t xml:space="preserve">בלעם </w:t>
+        <w:t>בלעם</w:t>
       </w:r>
       <w:r>
         <w:rPr>
@@ -4001,7 +4007,7 @@
         <w:rPr>
           <w:rFonts w:ascii="Times New Roman" w:hAnsi="Times New Roman" w:cs="Times New Roman"/>
         </w:rPr>
-        <w:t xml:space="preserve">? So he brings down a fascinating little insight. All letters have a partner. All letters have a </w:t>
+        <w:t>? So he brings down a fascinating little insight. All letters have a partner. All letters have a</w:t>
       </w:r>
       <w:r>
         <w:rPr>
@@ -4486,7 +4492,7 @@
         <w:rPr>
           <w:rFonts w:ascii="Times New Roman" w:hAnsi="Times New Roman" w:cs="Times New Roman"/>
         </w:rPr>
-        <w:t xml:space="preserve"> found about </w:t>
+        <w:t xml:space="preserve"> found about</w:t>
       </w:r>
       <w:r>
         <w:rPr>

--- a/Files/04 - Bamidbar/08 - Chukas-Balak/5783/Chukas-Balak 5783.docx
+++ b/Files/04 - Bamidbar/08 - Chukas-Balak/5783/Chukas-Balak 5783.docx
@@ -402,7 +402,7 @@
           <w:rFonts w:ascii="Times New Roman" w:hAnsi="Times New Roman" w:cs="Times New Roman"/>
           <w:rtl/>
         </w:rPr>
-        <w:t>"</w:t>
+        <w:t>״</w:t>
       </w:r>
       <w:r>
         <w:rPr>
@@ -915,7 +915,7 @@
         <w:rPr>
           <w:rFonts w:ascii="Times New Roman" w:hAnsi="Times New Roman" w:cs="Times New Roman"/>
         </w:rPr>
-        <w:t>. What does the</w:t>
+        <w:t xml:space="preserve">. What does the </w:t>
       </w:r>
       <w:r>
         <w:rPr>
@@ -1025,7 +1025,7 @@
         <w:rPr>
           <w:rFonts w:ascii="Times New Roman" w:hAnsi="Times New Roman" w:cs="Times New Roman"/>
         </w:rPr>
-        <w:t xml:space="preserve"> the</w:t>
+        <w:t xml:space="preserve"> the </w:t>
       </w:r>
       <w:r>
         <w:rPr>
@@ -1342,7 +1342,7 @@
         <w:rPr>
           <w:rFonts w:ascii="Times New Roman" w:hAnsi="Times New Roman" w:cs="Times New Roman"/>
         </w:rPr>
-        <w:t xml:space="preserve"> specifically pick</w:t>
+        <w:t xml:space="preserve"> specifically pick </w:t>
       </w:r>
       <w:r>
         <w:rPr>
@@ -1626,7 +1626,7 @@
         <w:rPr>
           <w:rFonts w:ascii="Times New Roman" w:hAnsi="Times New Roman" w:cs="Times New Roman"/>
         </w:rPr>
-        <w:t xml:space="preserve"> and</w:t>
+        <w:t xml:space="preserve"> and </w:t>
       </w:r>
       <w:r>
         <w:rPr>
@@ -2327,7 +2327,7 @@
         <w:rPr>
           <w:rFonts w:ascii="Times New Roman" w:hAnsi="Times New Roman" w:cs="Times New Roman"/>
         </w:rPr>
-        <w:t>Hashem should shut their mouths. We are</w:t>
+        <w:t xml:space="preserve">Hashem should shut their mouths. We are </w:t>
       </w:r>
       <w:r>
         <w:rPr>
@@ -2456,7 +2456,7 @@
         <w:rPr>
           <w:rFonts w:ascii="Times New Roman" w:hAnsi="Times New Roman" w:cs="Times New Roman"/>
         </w:rPr>
-        <w:t>s intellectually impossible to figure out the reason for the</w:t>
+        <w:t xml:space="preserve">s intellectually impossible to figure out the reason for the </w:t>
       </w:r>
       <w:r>
         <w:rPr>
@@ -3709,7 +3709,7 @@
           <w:rFonts w:ascii="Times New Roman" w:hAnsi="Times New Roman" w:cs="Times New Roman" w:hint="cs"/>
           <w:rtl/>
         </w:rPr>
-        <w:t>בלעם</w:t>
+        <w:t xml:space="preserve">בלעם </w:t>
       </w:r>
       <w:r>
         <w:rPr>
@@ -4007,7 +4007,7 @@
         <w:rPr>
           <w:rFonts w:ascii="Times New Roman" w:hAnsi="Times New Roman" w:cs="Times New Roman"/>
         </w:rPr>
-        <w:t>? So he brings down a fascinating little insight. All letters have a partner. All letters have a</w:t>
+        <w:t xml:space="preserve">? So he brings down a fascinating little insight. All letters have a partner. All letters have a </w:t>
       </w:r>
       <w:r>
         <w:rPr>
@@ -4492,7 +4492,7 @@
         <w:rPr>
           <w:rFonts w:ascii="Times New Roman" w:hAnsi="Times New Roman" w:cs="Times New Roman"/>
         </w:rPr>
-        <w:t xml:space="preserve"> found about</w:t>
+        <w:t xml:space="preserve"> found about </w:t>
       </w:r>
       <w:r>
         <w:rPr>

--- a/Files/04 - Bamidbar/08 - Chukas-Balak/5783/Chukas-Balak 5783.docx
+++ b/Files/04 - Bamidbar/08 - Chukas-Balak/5783/Chukas-Balak 5783.docx
@@ -402,7 +402,7 @@
           <w:rFonts w:ascii="Times New Roman" w:hAnsi="Times New Roman" w:cs="Times New Roman"/>
           <w:rtl/>
         </w:rPr>
-        <w:t>״</w:t>
+        <w:t>"</w:t>
       </w:r>
       <w:r>
         <w:rPr>
@@ -915,7 +915,7 @@
         <w:rPr>
           <w:rFonts w:ascii="Times New Roman" w:hAnsi="Times New Roman" w:cs="Times New Roman"/>
         </w:rPr>
-        <w:t xml:space="preserve">. What does the </w:t>
+        <w:t>. What does the</w:t>
       </w:r>
       <w:r>
         <w:rPr>
@@ -1025,7 +1025,7 @@
         <w:rPr>
           <w:rFonts w:ascii="Times New Roman" w:hAnsi="Times New Roman" w:cs="Times New Roman"/>
         </w:rPr>
-        <w:t xml:space="preserve"> the </w:t>
+        <w:t xml:space="preserve"> the</w:t>
       </w:r>
       <w:r>
         <w:rPr>
@@ -1342,7 +1342,7 @@
         <w:rPr>
           <w:rFonts w:ascii="Times New Roman" w:hAnsi="Times New Roman" w:cs="Times New Roman"/>
         </w:rPr>
-        <w:t xml:space="preserve"> specifically pick </w:t>
+        <w:t xml:space="preserve"> specifically pick</w:t>
       </w:r>
       <w:r>
         <w:rPr>
@@ -1626,7 +1626,7 @@
         <w:rPr>
           <w:rFonts w:ascii="Times New Roman" w:hAnsi="Times New Roman" w:cs="Times New Roman"/>
         </w:rPr>
-        <w:t xml:space="preserve"> and </w:t>
+        <w:t xml:space="preserve"> and</w:t>
       </w:r>
       <w:r>
         <w:rPr>
@@ -2327,7 +2327,7 @@
         <w:rPr>
           <w:rFonts w:ascii="Times New Roman" w:hAnsi="Times New Roman" w:cs="Times New Roman"/>
         </w:rPr>
-        <w:t xml:space="preserve">Hashem should shut their mouths. We are </w:t>
+        <w:t>Hashem should shut their mouths. We are</w:t>
       </w:r>
       <w:r>
         <w:rPr>
@@ -2456,7 +2456,7 @@
         <w:rPr>
           <w:rFonts w:ascii="Times New Roman" w:hAnsi="Times New Roman" w:cs="Times New Roman"/>
         </w:rPr>
-        <w:t xml:space="preserve">s intellectually impossible to figure out the reason for the </w:t>
+        <w:t>s intellectually impossible to figure out the reason for the</w:t>
       </w:r>
       <w:r>
         <w:rPr>
@@ -3139,20 +3139,7 @@
         <w:rPr>
           <w:rFonts w:ascii="Times New Roman" w:hAnsi="Times New Roman" w:cs="Times New Roman"/>
         </w:rPr>
-        <w:t xml:space="preserve">, a famous </w:t>
-      </w:r>
-      <w:r>
-        <w:rPr>
-          <w:rFonts w:ascii="Times New Roman" w:hAnsi="Times New Roman" w:cs="Times New Roman" w:hint="cs"/>
-          <w:rtl/>
-        </w:rPr>
-        <w:t>ספר</w:t>
-      </w:r>
-      <w:r>
-        <w:rPr>
-          <w:rFonts w:ascii="Times New Roman" w:hAnsi="Times New Roman" w:cs="Times New Roman"/>
-        </w:rPr>
-        <w:t xml:space="preserve"> quoted in</w:t>
+        <w:t>, quoted in</w:t>
       </w:r>
       <w:r>
         <w:rPr>
@@ -3709,7 +3696,7 @@
           <w:rFonts w:ascii="Times New Roman" w:hAnsi="Times New Roman" w:cs="Times New Roman" w:hint="cs"/>
           <w:rtl/>
         </w:rPr>
-        <w:t xml:space="preserve">בלעם </w:t>
+        <w:t>בלעם</w:t>
       </w:r>
       <w:r>
         <w:rPr>
@@ -4007,7 +3994,7 @@
         <w:rPr>
           <w:rFonts w:ascii="Times New Roman" w:hAnsi="Times New Roman" w:cs="Times New Roman"/>
         </w:rPr>
-        <w:t xml:space="preserve">? So he brings down a fascinating little insight. All letters have a partner. All letters have a </w:t>
+        <w:t>? So he brings down a fascinating little insight. All letters have a partner. All letters have a</w:t>
       </w:r>
       <w:r>
         <w:rPr>
@@ -4492,7 +4479,7 @@
         <w:rPr>
           <w:rFonts w:ascii="Times New Roman" w:hAnsi="Times New Roman" w:cs="Times New Roman"/>
         </w:rPr>
-        <w:t xml:space="preserve"> found about </w:t>
+        <w:t xml:space="preserve"> found about</w:t>
       </w:r>
       <w:r>
         <w:rPr>

--- a/Files/04 - Bamidbar/08 - Chukas-Balak/5783/Chukas-Balak 5783.docx
+++ b/Files/04 - Bamidbar/08 - Chukas-Balak/5783/Chukas-Balak 5783.docx
@@ -402,7 +402,7 @@
           <w:rFonts w:ascii="Times New Roman" w:hAnsi="Times New Roman" w:cs="Times New Roman"/>
           <w:rtl/>
         </w:rPr>
-        <w:t>"</w:t>
+        <w:t>״</w:t>
       </w:r>
       <w:r>
         <w:rPr>
@@ -915,7 +915,7 @@
         <w:rPr>
           <w:rFonts w:ascii="Times New Roman" w:hAnsi="Times New Roman" w:cs="Times New Roman"/>
         </w:rPr>
-        <w:t>. What does the</w:t>
+        <w:t xml:space="preserve">. What does the </w:t>
       </w:r>
       <w:r>
         <w:rPr>
@@ -1025,7 +1025,7 @@
         <w:rPr>
           <w:rFonts w:ascii="Times New Roman" w:hAnsi="Times New Roman" w:cs="Times New Roman"/>
         </w:rPr>
-        <w:t xml:space="preserve"> the</w:t>
+        <w:t xml:space="preserve"> the </w:t>
       </w:r>
       <w:r>
         <w:rPr>
@@ -1342,7 +1342,7 @@
         <w:rPr>
           <w:rFonts w:ascii="Times New Roman" w:hAnsi="Times New Roman" w:cs="Times New Roman"/>
         </w:rPr>
-        <w:t xml:space="preserve"> specifically pick</w:t>
+        <w:t xml:space="preserve"> specifically pick </w:t>
       </w:r>
       <w:r>
         <w:rPr>
@@ -1626,7 +1626,7 @@
         <w:rPr>
           <w:rFonts w:ascii="Times New Roman" w:hAnsi="Times New Roman" w:cs="Times New Roman"/>
         </w:rPr>
-        <w:t xml:space="preserve"> and</w:t>
+        <w:t xml:space="preserve"> and </w:t>
       </w:r>
       <w:r>
         <w:rPr>
@@ -2327,7 +2327,7 @@
         <w:rPr>
           <w:rFonts w:ascii="Times New Roman" w:hAnsi="Times New Roman" w:cs="Times New Roman"/>
         </w:rPr>
-        <w:t>Hashem should shut their mouths. We are</w:t>
+        <w:t xml:space="preserve">Hashem should shut their mouths. We are </w:t>
       </w:r>
       <w:r>
         <w:rPr>
@@ -2456,7 +2456,7 @@
         <w:rPr>
           <w:rFonts w:ascii="Times New Roman" w:hAnsi="Times New Roman" w:cs="Times New Roman"/>
         </w:rPr>
-        <w:t>s intellectually impossible to figure out the reason for the</w:t>
+        <w:t xml:space="preserve">s intellectually impossible to figure out the reason for the </w:t>
       </w:r>
       <w:r>
         <w:rPr>
@@ -3696,7 +3696,7 @@
           <w:rFonts w:ascii="Times New Roman" w:hAnsi="Times New Roman" w:cs="Times New Roman" w:hint="cs"/>
           <w:rtl/>
         </w:rPr>
-        <w:t>בלעם</w:t>
+        <w:t xml:space="preserve">בלעם </w:t>
       </w:r>
       <w:r>
         <w:rPr>
@@ -3994,7 +3994,7 @@
         <w:rPr>
           <w:rFonts w:ascii="Times New Roman" w:hAnsi="Times New Roman" w:cs="Times New Roman"/>
         </w:rPr>
-        <w:t>? So he brings down a fascinating little insight. All letters have a partner. All letters have a</w:t>
+        <w:t xml:space="preserve">? So he brings down a fascinating little insight. All letters have a partner. All letters have a </w:t>
       </w:r>
       <w:r>
         <w:rPr>
@@ -4479,7 +4479,7 @@
         <w:rPr>
           <w:rFonts w:ascii="Times New Roman" w:hAnsi="Times New Roman" w:cs="Times New Roman"/>
         </w:rPr>
-        <w:t xml:space="preserve"> found about</w:t>
+        <w:t xml:space="preserve"> found about </w:t>
       </w:r>
       <w:r>
         <w:rPr>
